--- a/sample/template.docx
+++ b/sample/template.docx
@@ -11,270 +11,16 @@
       </w:r>
     </w:p>
     <w:p>
-      <w:pPr>
-        <w:pStyle w:val="TOC1"/>
-        <w:tabs>
-          <w:tab w:val="left" w:pos="480"/>
-          <w:tab w:val="right" w:leader="dot" w:pos="9350"/>
-        </w:tabs>
-        <w:rPr>
-          <w:rFonts w:asciiTheme="minorHAnsi" w:eastAsiaTheme="minorEastAsia" w:hAnsiTheme="minorHAnsi"/>
-          <w:noProof/>
-        </w:rPr>
-      </w:pPr>
-      <w:r>
-        <w:fldChar w:fldCharType="begin"/>
-      </w:r>
-      <w:r>
-        <w:instrText xml:space="preserve"> TOC \o "2-3" \h \z \t "Heading 1,1" </w:instrText>
-      </w:r>
-      <w:r>
-        <w:fldChar w:fldCharType="separate"/>
-      </w:r>
-      <w:hyperlink w:anchor="_Toc194614861" w:history="1">
+      <w:fldSimple w:instr=" TOC \o &quot;2-3&quot; \h \z \t &quot;Heading 1,1&quot; ">
         <w:r>
           <w:rPr>
-            <w:rStyle w:val="Hyperlink"/>
+            <w:b/>
+            <w:bCs/>
             <w:noProof/>
           </w:rPr>
-          <w:t>1.</w:t>
+          <w:t>No table of contents entries found.</w:t>
         </w:r>
-        <w:r>
-          <w:rPr>
-            <w:rFonts w:asciiTheme="minorHAnsi" w:eastAsiaTheme="minorEastAsia" w:hAnsiTheme="minorHAnsi"/>
-            <w:noProof/>
-          </w:rPr>
-          <w:tab/>
-        </w:r>
-        <w:r>
-          <w:rPr>
-            <w:rStyle w:val="Hyperlink"/>
-            <w:noProof/>
-          </w:rPr>
-          <w:t>Foo</w:t>
-        </w:r>
-        <w:r>
-          <w:rPr>
-            <w:noProof/>
-            <w:webHidden/>
-          </w:rPr>
-          <w:tab/>
-        </w:r>
-        <w:r>
-          <w:rPr>
-            <w:noProof/>
-            <w:webHidden/>
-          </w:rPr>
-          <w:fldChar w:fldCharType="begin"/>
-        </w:r>
-        <w:r>
-          <w:rPr>
-            <w:noProof/>
-            <w:webHidden/>
-          </w:rPr>
-          <w:instrText xml:space="preserve"> PAGEREF _Toc194614861 \h </w:instrText>
-        </w:r>
-        <w:r>
-          <w:rPr>
-            <w:noProof/>
-            <w:webHidden/>
-          </w:rPr>
-        </w:r>
-        <w:r>
-          <w:rPr>
-            <w:noProof/>
-            <w:webHidden/>
-          </w:rPr>
-          <w:fldChar w:fldCharType="separate"/>
-        </w:r>
-        <w:r>
-          <w:rPr>
-            <w:noProof/>
-            <w:webHidden/>
-          </w:rPr>
-          <w:t>1</w:t>
-        </w:r>
-        <w:r>
-          <w:rPr>
-            <w:noProof/>
-            <w:webHidden/>
-          </w:rPr>
-          <w:fldChar w:fldCharType="end"/>
-        </w:r>
-      </w:hyperlink>
-    </w:p>
-    <w:p>
-      <w:pPr>
-        <w:pStyle w:val="TOC2"/>
-        <w:tabs>
-          <w:tab w:val="left" w:pos="960"/>
-          <w:tab w:val="right" w:leader="dot" w:pos="9350"/>
-        </w:tabs>
-        <w:rPr>
-          <w:rFonts w:asciiTheme="minorHAnsi" w:eastAsiaTheme="minorEastAsia" w:hAnsiTheme="minorHAnsi"/>
-          <w:noProof/>
-        </w:rPr>
-      </w:pPr>
-      <w:hyperlink w:anchor="_Toc194614862" w:history="1">
-        <w:r>
-          <w:rPr>
-            <w:rStyle w:val="Hyperlink"/>
-            <w:noProof/>
-          </w:rPr>
-          <w:t>1.1.</w:t>
-        </w:r>
-        <w:r>
-          <w:rPr>
-            <w:rFonts w:asciiTheme="minorHAnsi" w:eastAsiaTheme="minorEastAsia" w:hAnsiTheme="minorHAnsi"/>
-            <w:noProof/>
-          </w:rPr>
-          <w:tab/>
-        </w:r>
-        <w:r>
-          <w:rPr>
-            <w:rStyle w:val="Hyperlink"/>
-            <w:noProof/>
-          </w:rPr>
-          <w:t>Bar</w:t>
-        </w:r>
-        <w:r>
-          <w:rPr>
-            <w:noProof/>
-            <w:webHidden/>
-          </w:rPr>
-          <w:tab/>
-        </w:r>
-        <w:r>
-          <w:rPr>
-            <w:noProof/>
-            <w:webHidden/>
-          </w:rPr>
-          <w:fldChar w:fldCharType="begin"/>
-        </w:r>
-        <w:r>
-          <w:rPr>
-            <w:noProof/>
-            <w:webHidden/>
-          </w:rPr>
-          <w:instrText xml:space="preserve"> PAGEREF _Toc194614862 \h </w:instrText>
-        </w:r>
-        <w:r>
-          <w:rPr>
-            <w:noProof/>
-            <w:webHidden/>
-          </w:rPr>
-        </w:r>
-        <w:r>
-          <w:rPr>
-            <w:noProof/>
-            <w:webHidden/>
-          </w:rPr>
-          <w:fldChar w:fldCharType="separate"/>
-        </w:r>
-        <w:r>
-          <w:rPr>
-            <w:noProof/>
-            <w:webHidden/>
-          </w:rPr>
-          <w:t>1</w:t>
-        </w:r>
-        <w:r>
-          <w:rPr>
-            <w:noProof/>
-            <w:webHidden/>
-          </w:rPr>
-          <w:fldChar w:fldCharType="end"/>
-        </w:r>
-      </w:hyperlink>
-    </w:p>
-    <w:p>
-      <w:pPr>
-        <w:pStyle w:val="TOC3"/>
-        <w:tabs>
-          <w:tab w:val="left" w:pos="1440"/>
-          <w:tab w:val="right" w:leader="dot" w:pos="9350"/>
-        </w:tabs>
-        <w:rPr>
-          <w:rFonts w:asciiTheme="minorHAnsi" w:eastAsiaTheme="minorEastAsia" w:hAnsiTheme="minorHAnsi"/>
-          <w:noProof/>
-        </w:rPr>
-      </w:pPr>
-      <w:hyperlink w:anchor="_Toc194614863" w:history="1">
-        <w:r>
-          <w:rPr>
-            <w:rStyle w:val="Hyperlink"/>
-            <w:noProof/>
-          </w:rPr>
-          <w:t>1.1.1.</w:t>
-        </w:r>
-        <w:r>
-          <w:rPr>
-            <w:rFonts w:asciiTheme="minorHAnsi" w:eastAsiaTheme="minorEastAsia" w:hAnsiTheme="minorHAnsi"/>
-            <w:noProof/>
-          </w:rPr>
-          <w:tab/>
-        </w:r>
-        <w:r>
-          <w:rPr>
-            <w:rStyle w:val="Hyperlink"/>
-            <w:noProof/>
-          </w:rPr>
-          <w:t>Buzz</w:t>
-        </w:r>
-        <w:r>
-          <w:rPr>
-            <w:noProof/>
-            <w:webHidden/>
-          </w:rPr>
-          <w:tab/>
-        </w:r>
-        <w:r>
-          <w:rPr>
-            <w:noProof/>
-            <w:webHidden/>
-          </w:rPr>
-          <w:fldChar w:fldCharType="begin"/>
-        </w:r>
-        <w:r>
-          <w:rPr>
-            <w:noProof/>
-            <w:webHidden/>
-          </w:rPr>
-          <w:instrText xml:space="preserve"> PAGEREF _Toc194614863 \h </w:instrText>
-        </w:r>
-        <w:r>
-          <w:rPr>
-            <w:noProof/>
-            <w:webHidden/>
-          </w:rPr>
-        </w:r>
-        <w:r>
-          <w:rPr>
-            <w:noProof/>
-            <w:webHidden/>
-          </w:rPr>
-          <w:fldChar w:fldCharType="separate"/>
-        </w:r>
-        <w:r>
-          <w:rPr>
-            <w:noProof/>
-            <w:webHidden/>
-          </w:rPr>
-          <w:t>2</w:t>
-        </w:r>
-        <w:r>
-          <w:rPr>
-            <w:noProof/>
-            <w:webHidden/>
-          </w:rPr>
-          <w:fldChar w:fldCharType="end"/>
-        </w:r>
-      </w:hyperlink>
-    </w:p>
-    <w:p>
-      <w:r>
-        <w:fldChar w:fldCharType="end"/>
-      </w:r>
+      </w:fldSimple>
       <w:r>
         <w:br w:type="page"/>
       </w:r>
@@ -338,223 +84,10 @@
         </w:r>
       </w:fldSimple>
     </w:p>
-    <w:p>
-      <w:pPr>
-        <w:pStyle w:val="Heading1"/>
-      </w:pPr>
-      <w:bookmarkStart w:id="0" w:name="_Toc194614861"/>
-      <w:r>
-        <w:lastRenderedPageBreak/>
-        <w:t>Foo</w:t>
-      </w:r>
-      <w:bookmarkEnd w:id="0"/>
-    </w:p>
-    <w:p>
-      <w:pPr>
-        <w:pStyle w:val="Body1"/>
-      </w:pPr>
-      <w:r>
-        <w:t>Lorem ipsum dolor sit amet, consectetur adipiscing elit. Nunc urna odio, lacinia sed tellus quis, mattis porttitor ligula. Sed at tristique ipsum, sit amet condimentum odio. Nunc faucibus fermentum libero quis maximus. Nunc ultrices odio risus, eu dignissim quam mollis sit amet. Aenean vitae volutpat neque. Praesent rhoncus condimentum nisi, in hendrerit arcu efficitur in. Etiam mollis erat sit amet orci volutpat, vitae elementum ligula rhoncus. Maecenas ut odio ut sem finibus mollis a quis est.</w:t>
-      </w:r>
-    </w:p>
-    <w:p>
-      <w:pPr>
-        <w:pStyle w:val="LP1"/>
-        <w:numPr>
-          <w:ilvl w:val="0"/>
-          <w:numId w:val="4"/>
-        </w:numPr>
-      </w:pPr>
-      <w:r>
-        <w:t>Foo</w:t>
-      </w:r>
-    </w:p>
-    <w:p>
-      <w:pPr>
-        <w:pStyle w:val="LP1"/>
-        <w:numPr>
-          <w:ilvl w:val="0"/>
-          <w:numId w:val="4"/>
-        </w:numPr>
-      </w:pPr>
-      <w:r>
-        <w:t>Bar</w:t>
-      </w:r>
-    </w:p>
-    <w:p>
-      <w:pPr>
-        <w:pStyle w:val="LP1"/>
-        <w:numPr>
-          <w:ilvl w:val="1"/>
-          <w:numId w:val="4"/>
-        </w:numPr>
-      </w:pPr>
-      <w:r>
-        <w:t>Boo</w:t>
-      </w:r>
-    </w:p>
-    <w:p>
-      <w:pPr>
-        <w:pStyle w:val="LP1"/>
-        <w:numPr>
-          <w:ilvl w:val="2"/>
-          <w:numId w:val="4"/>
-        </w:numPr>
-      </w:pPr>
-      <w:r>
-        <w:t>Foo</w:t>
-      </w:r>
-    </w:p>
-    <w:p>
-      <w:pPr>
-        <w:pStyle w:val="LP1"/>
-        <w:numPr>
-          <w:ilvl w:val="2"/>
-          <w:numId w:val="4"/>
-        </w:numPr>
-      </w:pPr>
-      <w:r>
-        <w:t>Bar</w:t>
-      </w:r>
-    </w:p>
-    <w:p>
-      <w:pPr>
-        <w:pStyle w:val="LP1"/>
-        <w:numPr>
-          <w:ilvl w:val="1"/>
-          <w:numId w:val="4"/>
-        </w:numPr>
-      </w:pPr>
-      <w:r>
-        <w:t>Soo</w:t>
-      </w:r>
-    </w:p>
-    <w:p>
-      <w:pPr>
-        <w:pStyle w:val="LP1"/>
-        <w:numPr>
-          <w:ilvl w:val="1"/>
-          <w:numId w:val="4"/>
-        </w:numPr>
-      </w:pPr>
-      <w:r>
-        <w:t>Buzz</w:t>
-      </w:r>
-    </w:p>
-    <w:p>
-      <w:pPr>
-        <w:pStyle w:val="LP1"/>
-        <w:numPr>
-          <w:ilvl w:val="0"/>
-          <w:numId w:val="4"/>
-        </w:numPr>
-      </w:pPr>
-      <w:r>
-        <w:t>Buzz</w:t>
-      </w:r>
-    </w:p>
-    <w:p>
-      <w:pPr>
-        <w:pStyle w:val="Body1"/>
-      </w:pPr>
-      <w:r>
-        <w:t>Lorem ipsum dolor sit amet, consectetur adipiscing elit. Nunc urna odio, lacinia sed tellus quis, mattis porttitor ligula. Sed at tristique ipsum, sit amet condimentum odio. Nunc faucibus fermentum libero quis maximus. Nunc ultrices odio risus, eu dignissim quam mollis sit amet. Aenean vitae volutpat neque. Praesent rhoncus condimentum nisi, in hendrerit arcu efficitur in. Etiam mollis erat sit amet orci volutpat, vitae elementum ligula rhoncus. Maecenas ut odio ut sem finibus mollis a quis est.</w:t>
-      </w:r>
-    </w:p>
-    <w:p>
-      <w:pPr>
-        <w:pStyle w:val="Heading2"/>
-      </w:pPr>
-      <w:bookmarkStart w:id="1" w:name="_Toc194614862"/>
-      <w:r>
-        <w:t>Bar</w:t>
-      </w:r>
-      <w:bookmarkEnd w:id="1"/>
-    </w:p>
-    <w:p>
-      <w:pPr>
-        <w:pStyle w:val="Body2"/>
-      </w:pPr>
-      <w:r>
-        <w:t xml:space="preserve">Lorem ipsum dolor sit amet, consectetur adipiscing elit. Nunc urna odio, lacinia sed tellus quis, mattis porttitor ligula. Sed at tristique ipsum, sit amet condimentum odio. Nunc faucibus fermentum libero quis maximus. Nunc ultrices odio risus, eu dignissim quam mollis sit amet. Aenean vitae volutpat neque. Praesent rhoncus condimentum nisi, in hendrerit arcu </w:t>
-      </w:r>
-      <w:r>
-        <w:lastRenderedPageBreak/>
-        <w:t>efficitur in. Etiam mollis erat sit amet orci volutpat, vitae elementum ligula rhoncus. Maecenas ut odio ut sem finibus mollis a quis est.</w:t>
-      </w:r>
-    </w:p>
-    <w:p>
-      <w:pPr>
-        <w:pStyle w:val="Heading3"/>
-      </w:pPr>
-      <w:bookmarkStart w:id="2" w:name="_Toc194614863"/>
-      <w:r>
-        <w:t>Buzz</w:t>
-      </w:r>
-      <w:bookmarkEnd w:id="2"/>
-    </w:p>
-    <w:p>
-      <w:pPr>
-        <w:pStyle w:val="Body3"/>
-      </w:pPr>
-      <w:r>
-        <w:t>Lorem ipsum dolor sit amet, consectetur adipiscing elit. Nunc urna odio, lacinia sed tellus quis, mattis porttitor ligula. Sed at tristique ipsum, sit amet condimentum odio. Nunc faucibus fermentum libero quis maximus. Nunc ultrices odio risus, eu dignissim quam mollis sit amet. Aenean vitae volutpat neque. Praesent rhoncus condimentum nisi, in hendrerit arcu efficitur in. Etiam mollis erat sit amet orci volutpat, vitae elementum ligula rhoncus. Maecenas ut odio ut sem finibus mollis a quis est.</w:t>
-      </w:r>
-    </w:p>
-    <w:p>
-      <w:pPr>
-        <w:pStyle w:val="Code3"/>
-      </w:pPr>
-      <w:r>
-        <w:rPr>
-          <w:rStyle w:val="Code1Char"/>
-        </w:rPr>
-        <w:t xml:space="preserve">STEP 1: </w:t>
-      </w:r>
-      <w:r>
-        <w:rPr>
-          <w:rStyle w:val="Code1Char"/>
-        </w:rPr>
-        <w:t>START</w:t>
-      </w:r>
-      <w:r>
-        <w:rPr>
-          <w:rStyle w:val="Code1Char"/>
-        </w:rPr>
-        <w:br/>
-        <w:t>STEP 2: INPUT a, b</w:t>
-      </w:r>
-      <w:r>
-        <w:rPr>
-          <w:rStyle w:val="Code1Char"/>
-        </w:rPr>
-        <w:br/>
-        <w:t>STEP 3: END</w:t>
-      </w:r>
-    </w:p>
-    <w:p>
-      <w:pPr>
-        <w:pStyle w:val="Heading4"/>
-      </w:pPr>
-      <w:r>
-        <w:t>Boo</w:t>
-      </w:r>
-    </w:p>
-    <w:p>
-      <w:pPr>
-        <w:pStyle w:val="Body4"/>
-      </w:pPr>
-      <w:r>
-        <w:t>Lorem ipsum dolor sit amet, consectetur adipiscing elit. Nunc urna odio, lacinia sed tellus quis, mattis porttitor ligula. Sed at tristique ipsum, sit amet condimentum odio. Nunc faucibus fermentum libero quis maximus. Nunc ultrices odio risus, eu dignissim quam mollis sit amet. Aenean vitae volutpat neque. Praesent rhoncus condimentum nisi, in hendrerit arcu efficitur in. Etiam mollis erat sit amet orci volutpat, vitae elementum ligula rhoncus. Maecenas ut odio ut sem finibus mollis a quis est.</w:t>
-      </w:r>
-    </w:p>
     <w:sdt>
       <w:sdtPr>
         <w:rPr>
-          <w:rFonts w:ascii="Arial" w:eastAsiaTheme="minorHAnsi" w:hAnsi="Arial" w:cstheme="minorBidi"/>
-          <w:b w:val="0"/>
-          <w:sz w:val="24"/>
-          <w:szCs w:val="24"/>
+          <w:rFonts w:eastAsiaTheme="minorHAnsi"/>
         </w:rPr>
         <w:id w:val="-7300804"/>
         <w:docPartObj>
@@ -562,7 +95,14 @@
           <w:docPartUnique/>
         </w:docPartObj>
       </w:sdtPr>
-      <w:sdtEndPr/>
+      <w:sdtEndPr>
+        <w:rPr>
+          <w:rFonts w:ascii="Arial" w:hAnsi="Arial" w:cstheme="minorBidi"/>
+          <w:b w:val="0"/>
+          <w:sz w:val="24"/>
+          <w:szCs w:val="24"/>
+        </w:rPr>
+      </w:sdtEndPr>
       <w:sdtContent>
         <w:p>
           <w:pPr>
@@ -2777,12 +2317,7 @@
 </file>
 
 <file path=customXml/item1.xml><?xml version="1.0" encoding="utf-8"?>
-<?mso-contentType ?>
-<FormTemplates xmlns="http://schemas.microsoft.com/sharepoint/v3/contenttype/forms">
-  <Display>DocumentLibraryForm</Display>
-  <Edit>DocumentLibraryForm</Edit>
-  <New>DocumentLibraryForm</New>
-</FormTemplates>
+<b:Sources xmlns:b="http://schemas.openxmlformats.org/officeDocument/2006/bibliography" xmlns="http://schemas.openxmlformats.org/officeDocument/2006/bibliography" SelectedStyle="\HarvardAnglia2008OfficeOnline.xsl" StyleName="Harvard - Anglia" Version="2008"/>
 </file>
 
 <file path=customXml/item2.xml><?xml version="1.0" encoding="utf-8"?>
@@ -2968,7 +2503,12 @@
 </file>
 
 <file path=customXml/item3.xml><?xml version="1.0" encoding="utf-8"?>
-<b:Sources xmlns:b="http://schemas.openxmlformats.org/officeDocument/2006/bibliography" xmlns="http://schemas.openxmlformats.org/officeDocument/2006/bibliography" SelectedStyle="\HarvardAnglia2008OfficeOnline.xsl" StyleName="Harvard - Anglia" Version="2008"/>
+<?mso-contentType ?>
+<FormTemplates xmlns="http://schemas.microsoft.com/sharepoint/v3/contenttype/forms">
+  <Display>DocumentLibraryForm</Display>
+  <Edit>DocumentLibraryForm</Edit>
+  <New>DocumentLibraryForm</New>
+</FormTemplates>
 </file>
 
 <file path=customXml/item4.xml><?xml version="1.0" encoding="utf-8"?>
@@ -2980,9 +2520,9 @@
 </file>
 
 <file path=customXml/itemProps1.xml><?xml version="1.0" encoding="utf-8"?>
-<ds:datastoreItem xmlns:ds="http://schemas.openxmlformats.org/officeDocument/2006/customXml" ds:itemID="{D563FAF1-25D1-4364-A7C3-653252437014}">
+<ds:datastoreItem xmlns:ds="http://schemas.openxmlformats.org/officeDocument/2006/customXml" ds:itemID="{F87ADE8A-7433-4DFD-BD1C-461D522E64B8}">
   <ds:schemaRefs>
-    <ds:schemaRef ds:uri="http://schemas.microsoft.com/sharepoint/v3/contenttype/forms"/>
+    <ds:schemaRef ds:uri="http://schemas.openxmlformats.org/officeDocument/2006/bibliography"/>
   </ds:schemaRefs>
 </ds:datastoreItem>
 </file>
@@ -3006,9 +2546,9 @@
 </file>
 
 <file path=customXml/itemProps3.xml><?xml version="1.0" encoding="utf-8"?>
-<ds:datastoreItem xmlns:ds="http://schemas.openxmlformats.org/officeDocument/2006/customXml" ds:itemID="{F87ADE8A-7433-4DFD-BD1C-461D522E64B8}">
+<ds:datastoreItem xmlns:ds="http://schemas.openxmlformats.org/officeDocument/2006/customXml" ds:itemID="{D563FAF1-25D1-4364-A7C3-653252437014}">
   <ds:schemaRefs>
-    <ds:schemaRef ds:uri="http://schemas.openxmlformats.org/officeDocument/2006/bibliography"/>
+    <ds:schemaRef ds:uri="http://schemas.microsoft.com/sharepoint/v3/contenttype/forms"/>
   </ds:schemaRefs>
 </ds:datastoreItem>
 </file>
@@ -3016,15 +2556,9 @@
 <file path=customXml/itemProps4.xml><?xml version="1.0" encoding="utf-8"?>
 <ds:datastoreItem xmlns:ds="http://schemas.openxmlformats.org/officeDocument/2006/customXml" ds:itemID="{9CA3B924-3DC0-41EE-AC41-317A90F10772}">
   <ds:schemaRefs>
-    <ds:schemaRef ds:uri="http://purl.org/dc/elements/1.1/"/>
+    <ds:schemaRef ds:uri="http://schemas.microsoft.com/office/2006/metadata/properties"/>
+    <ds:schemaRef ds:uri="http://schemas.microsoft.com/office/infopath/2007/PartnerControls"/>
     <ds:schemaRef ds:uri="57c0d702-c152-4b86-8b69-4b6a17c0e79a"/>
-    <ds:schemaRef ds:uri="http://www.w3.org/XML/1998/namespace"/>
-    <ds:schemaRef ds:uri="http://purl.org/dc/dcmitype/"/>
-    <ds:schemaRef ds:uri="http://schemas.microsoft.com/office/2006/documentManagement/types"/>
-    <ds:schemaRef ds:uri="http://schemas.openxmlformats.org/package/2006/metadata/core-properties"/>
-    <ds:schemaRef ds:uri="http://schemas.microsoft.com/office/infopath/2007/PartnerControls"/>
-    <ds:schemaRef ds:uri="http://schemas.microsoft.com/office/2006/metadata/properties"/>
-    <ds:schemaRef ds:uri="http://purl.org/dc/terms/"/>
   </ds:schemaRefs>
 </ds:datastoreItem>
 </file>